--- a/de/wisdom-stories/Bakhtiyar Sirajov/cost-of-indifference.docx
+++ b/de/wisdom-stories/Bakhtiyar Sirajov/cost-of-indifference.docx
@@ -33,7 +33,7 @@
     </w:p>
     <w:p>
       <w:r>
-        <w:t>Es ging nicht darum, dass sich die Aufgabe um ein paar Tage verzögerte. Es ging um die Haltung eines Menschen gegenüber der Verpflichtung, die er übernommen hatte. Verantwortung bedeutet nämlich nicht nur, eine Arbeit zu erledigen, sondern auch zu seinem Wort zu stehen, das Vertrauen des anderen zu rechtfertigen und dafür zu sorgen, dass die Menschen sich auf einen verlassen können.</w:t>
+        <w:t>Es ging nicht darum, dass sich die Aufgabe um ein paar Tage verzögerte. Es ging um die Haltung eines Menschen gegenüber der Verpflichtung, die er übernommen hatte. Verantwortung bedeutet nämlich nicht nur, eine Arbeit zu erledigen, sondern auch zu seinem Wort zu stehen, das Vertrauen des anderen zu verdienen und dafür zu sorgen, dass die Menschen sich auf einen verlassen können.</w:t>
       </w:r>
     </w:p>
     <w:p>
